--- a/dist/LTS-Pricing-Calculator-Overview.docx
+++ b/dist/LTS-Pricing-Calculator-Overview.docx
@@ -342,6 +342,155 @@
           <w:szCs w:val="21"/>
         </w:rPr>
         <w:t xml:space="preserve">A short “loading” animation (like the Azure calculator) plays when opening an estimate.</w:t>
+      </w:r>
+    </w:p>
+    <w:p>
+      <w:pPr>
+        <w:pStyle w:val="ListParagraph"/>
+        <w:numPr>
+          <w:ilvl w:val="0"/>
+          <w:numId w:val="2"/>
+        </w:numPr>
+        <w:spacing w:after="60"/>
+      </w:pPr>
+      <w:r>
+        <w:rPr>
+          <w:color w:val="222833"/>
+          <w:sz w:val="21"/>
+          <w:szCs w:val="21"/>
+        </w:rPr>
+        <w:t xml:space="preserve">Shows the “cost of NOT using LTS” — the time and money of doing the same admin by hand — next to the LTS cost (see below).</w:t>
+      </w:r>
+    </w:p>
+    <w:p>
+      <w:pPr>
+        <w:pStyle w:val="Heading1"/>
+        <w:spacing w:after="120" w:before="260"/>
+      </w:pPr>
+      <w:r>
+        <w:rPr>
+          <w:b/>
+          <w:bCs/>
+          <w:color w:val="1A2AE6"/>
+          <w:sz w:val="28"/>
+          <w:szCs w:val="28"/>
+        </w:rPr>
+        <w:t xml:space="preserve">Showing the value — the cost of not using LTS</w:t>
+      </w:r>
+    </w:p>
+    <w:p>
+      <w:pPr>
+        <w:spacing w:after="120"/>
+      </w:pPr>
+      <w:r>
+        <w:rPr>
+          <w:color w:val="222833"/>
+          <w:sz w:val="21"/>
+          <w:szCs w:val="21"/>
+        </w:rPr>
+        <w:t xml:space="preserve">A new section lets the customer see, in rands </w:t>
+      </w:r>
+      <w:r>
+        <w:rPr>
+          <w:i/>
+          <w:iCs/>
+          <w:color w:val="222833"/>
+          <w:sz w:val="21"/>
+          <w:szCs w:val="21"/>
+        </w:rPr>
+        <w:t xml:space="preserve">and</w:t>
+      </w:r>
+      <w:r>
+        <w:rPr>
+          <w:color w:val="222833"/>
+          <w:sz w:val="21"/>
+          <w:szCs w:val="21"/>
+        </w:rPr>
+        <w:t xml:space="preserve"> in hours, what it costs them to keep running the same admin manually — and how much LTS hands back:</w:t>
+      </w:r>
+    </w:p>
+    <w:p>
+      <w:pPr>
+        <w:pStyle w:val="ListParagraph"/>
+        <w:numPr>
+          <w:ilvl w:val="0"/>
+          <w:numId w:val="2"/>
+        </w:numPr>
+        <w:spacing w:after="60"/>
+      </w:pPr>
+      <w:r>
+        <w:rPr>
+          <w:b/>
+          <w:bCs/>
+          <w:color w:val="101B33"/>
+          <w:sz w:val="21"/>
+          <w:szCs w:val="21"/>
+        </w:rPr>
+        <w:t xml:space="preserve">By hand: </w:t>
+      </w:r>
+      <w:r>
+        <w:rPr>
+          <w:color w:val="222833"/>
+          <w:sz w:val="21"/>
+          <w:szCs w:val="21"/>
+        </w:rPr>
+        <w:t xml:space="preserve">Estimates the manual cost: staff time (hours × hourly rate) plus paper, printing and storage, for their trainee count.</w:t>
+      </w:r>
+    </w:p>
+    <w:p>
+      <w:pPr>
+        <w:pStyle w:val="ListParagraph"/>
+        <w:numPr>
+          <w:ilvl w:val="0"/>
+          <w:numId w:val="2"/>
+        </w:numPr>
+        <w:spacing w:after="60"/>
+      </w:pPr>
+      <w:r>
+        <w:rPr>
+          <w:b/>
+          <w:bCs/>
+          <w:color w:val="101B33"/>
+          <w:sz w:val="21"/>
+          <w:szCs w:val="21"/>
+        </w:rPr>
+        <w:t xml:space="preserve">Side by side: </w:t>
+      </w:r>
+      <w:r>
+        <w:rPr>
+          <w:color w:val="222833"/>
+          <w:sz w:val="21"/>
+          <w:szCs w:val="21"/>
+        </w:rPr>
+        <w:t xml:space="preserve">Puts that side by side with their chosen LTS plan, and shows the saving per month and per year, plus the staff hours freed up each month.</w:t>
+      </w:r>
+    </w:p>
+    <w:p>
+      <w:pPr>
+        <w:pStyle w:val="ListParagraph"/>
+        <w:numPr>
+          <w:ilvl w:val="0"/>
+          <w:numId w:val="2"/>
+        </w:numPr>
+        <w:spacing w:after="60"/>
+      </w:pPr>
+      <w:r>
+        <w:rPr>
+          <w:b/>
+          <w:bCs/>
+          <w:color w:val="101B33"/>
+          <w:sz w:val="21"/>
+          <w:szCs w:val="21"/>
+        </w:rPr>
+        <w:t xml:space="preserve">Their numbers: </w:t>
+      </w:r>
+      <w:r>
+        <w:rPr>
+          <w:color w:val="222833"/>
+          <w:sz w:val="21"/>
+          <w:szCs w:val="21"/>
+        </w:rPr>
+        <w:t xml:space="preserve">The customer adjusts the assumptions (hours, hourly rate, materials) to match their own office — so the numbers are theirs, not ours, which keeps it credible.</w:t>
       </w:r>
     </w:p>
     <w:p>
@@ -1016,6 +1165,34 @@
           <w:sz w:val="21"/>
           <w:szCs w:val="21"/>
         </w:rPr>
+        <w:t xml:space="preserve">Comparison defaults: </w:t>
+      </w:r>
+      <w:r>
+        <w:rPr>
+          <w:color w:val="222833"/>
+          <w:sz w:val="21"/>
+          <w:szCs w:val="21"/>
+        </w:rPr>
+        <w:t xml:space="preserve">Agree sensible default assumptions for the “cost of not using LTS” comparison (hours per trainee, hourly rate, materials).</w:t>
+      </w:r>
+    </w:p>
+    <w:p>
+      <w:pPr>
+        <w:pStyle w:val="ListParagraph"/>
+        <w:numPr>
+          <w:ilvl w:val="0"/>
+          <w:numId w:val="2"/>
+        </w:numPr>
+        <w:spacing w:after="60"/>
+      </w:pPr>
+      <w:r>
+        <w:rPr>
+          <w:b/>
+          <w:bCs/>
+          <w:color w:val="101B33"/>
+          <w:sz w:val="21"/>
+          <w:szCs w:val="21"/>
+        </w:rPr>
         <w:t xml:space="preserve">Hosting: </w:t>
       </w:r>
       <w:r>

--- a/dist/LTS-Pricing-Calculator-Overview.docx
+++ b/dist/LTS-Pricing-Calculator-Overview.docx
@@ -143,15 +143,15 @@
           <w:sz w:val="21"/>
           <w:szCs w:val="21"/>
         </w:rPr>
-        <w:t xml:space="preserve">One product only: </w:t>
-      </w:r>
-      <w:r>
-        <w:rPr>
-          <w:color w:val="222833"/>
-          <w:sz w:val="21"/>
-          <w:szCs w:val="21"/>
-        </w:rPr>
-        <w:t xml:space="preserve">Only the core LTS online assessment &amp; learner-tracking platform is priced in it so far. The other LTS products still need to be added.</w:t>
+        <w:t xml:space="preserve">Products so far: </w:t>
+      </w:r>
+      <w:r>
+        <w:rPr>
+          <w:color w:val="222833"/>
+          <w:sz w:val="21"/>
+          <w:szCs w:val="21"/>
+        </w:rPr>
+        <w:t xml:space="preserve">Two products are listed: the core online assessment &amp; learner-tracking platform (fully priced), and a Time Sheet add-on (structure is in, but its rate is marked “pricing to be confirmed” until LTS sets it). More products can be added the same way.</w:t>
       </w:r>
     </w:p>
     <w:p>
@@ -269,7 +269,25 @@
           <w:sz w:val="21"/>
           <w:szCs w:val="21"/>
         </w:rPr>
-        <w:t xml:space="preserve">Pick a product, enter trainee numbers and a contract term, and see the monthly and annual cost update live — shown at both the top of the page and in the totals.</w:t>
+        <w:t xml:space="preserve">Pick a product, enter trainee (or, for Time Sheet, user) numbers and a contract term, and see the monthly and annual cost update live — shown at both the top of the page and in the totals.</w:t>
+      </w:r>
+    </w:p>
+    <w:p>
+      <w:pPr>
+        <w:pStyle w:val="ListParagraph"/>
+        <w:numPr>
+          <w:ilvl w:val="0"/>
+          <w:numId w:val="2"/>
+        </w:numPr>
+        <w:spacing w:after="60"/>
+      </w:pPr>
+      <w:r>
+        <w:rPr>
+          <w:color w:val="222833"/>
+          <w:sz w:val="21"/>
+          <w:szCs w:val="21"/>
+        </w:rPr>
+        <w:t xml:space="preserve">Add more than one product to the same estimate. A product without confirmed pricing (like Time Sheet right now) shows “pricing to be confirmed” and a direct “contact us” link, and is left out of the totals until it has a real rate.</w:t>
       </w:r>
     </w:p>
     <w:p>
@@ -388,7 +406,7 @@
           <w:sz w:val="21"/>
           <w:szCs w:val="21"/>
         </w:rPr>
-        <w:t xml:space="preserve">A new section lets the customer see, in rands </w:t>
+        <w:t xml:space="preserve">A section on the Estimate tab lets the customer see, in rands </w:t>
       </w:r>
       <w:r>
         <w:rPr>
@@ -434,7 +452,7 @@
           <w:sz w:val="21"/>
           <w:szCs w:val="21"/>
         </w:rPr>
-        <w:t xml:space="preserve">Estimates the manual cost: staff time (hours × hourly rate) plus paper, printing and storage, for their trainee count.</w:t>
+        <w:t xml:space="preserve">Estimates the manual cost as staff time: hours × hourly rate, for their trainee count.</w:t>
       </w:r>
     </w:p>
     <w:p>
@@ -490,7 +508,7 @@
           <w:sz w:val="21"/>
           <w:szCs w:val="21"/>
         </w:rPr>
-        <w:t xml:space="preserve">The customer adjusts the assumptions (hours, hourly rate, materials) to match their own office — so the numbers are theirs, not ours, which keeps it credible.</w:t>
+        <w:t xml:space="preserve">The customer adjusts the assumptions (hours per trainee, hourly rate) to match their own office — so the numbers are theirs, not ours, which keeps it credible.</w:t>
       </w:r>
     </w:p>
     <w:p>
@@ -966,7 +984,7 @@
           <w:sz w:val="21"/>
           <w:szCs w:val="21"/>
         </w:rPr>
-        <w:t xml:space="preserve">holds all the products, prices and trainee brackets — the single place to change when rates or products change.</w:t>
+        <w:t xml:space="preserve">holds every product (platform, Time Sheet, and any future ones), their prices, and trainee brackets — the single place to change when rates or products change.</w:t>
       </w:r>
     </w:p>
     <w:p>
@@ -994,7 +1012,7 @@
           <w:sz w:val="21"/>
           <w:szCs w:val="21"/>
         </w:rPr>
-        <w:t xml:space="preserve">does the maths only (per-trainee rates, discounts, VAT, totals).</w:t>
+        <w:t xml:space="preserve">does the maths only (per-trainee or per-user rates, discounts, VAT, totals) for any product, whether it's priced by trainee bracket or a flat per-user rate.</w:t>
       </w:r>
     </w:p>
     <w:p>
@@ -1073,7 +1091,7 @@
           <w:sz w:val="21"/>
           <w:szCs w:val="21"/>
         </w:rPr>
-        <w:t xml:space="preserve">adding another product or changing a price is a small edit in one data file — the rest keeps working.</w:t>
+        <w:t xml:space="preserve">adding another product is a small addition to one data file, and it appears automatically on the Products tab and in the estimate — the rest keeps working.</w:t>
       </w:r>
     </w:p>
     <w:p>
@@ -1117,7 +1135,7 @@
           <w:sz w:val="21"/>
           <w:szCs w:val="21"/>
         </w:rPr>
-        <w:t xml:space="preserve">Add the rest of the LTS products and their pricing (main outstanding item).</w:t>
+        <w:t xml:space="preserve">Confirm the Time Sheet rate (currently shown as “pricing to be confirmed”) and any further LTS products still to be added.</w:t>
       </w:r>
     </w:p>
     <w:p>
@@ -1145,7 +1163,7 @@
           <w:sz w:val="21"/>
           <w:szCs w:val="21"/>
         </w:rPr>
-        <w:t xml:space="preserve">Have someone confirm the rates, brackets and contract discounts are correct and current.</w:t>
+        <w:t xml:space="preserve">Have someone confirm the platform’s rates, brackets and contract discounts are correct and current.</w:t>
       </w:r>
     </w:p>
     <w:p>
@@ -1173,7 +1191,7 @@
           <w:sz w:val="21"/>
           <w:szCs w:val="21"/>
         </w:rPr>
-        <w:t xml:space="preserve">Agree sensible default assumptions for the “cost of not using LTS” comparison (hours per trainee, hourly rate, materials).</w:t>
+        <w:t xml:space="preserve">Agree sensible default assumptions for the “cost of not using LTS” comparison (hours per trainee, hourly rate).</w:t>
       </w:r>
     </w:p>
     <w:p>
